--- a/dashboard/public/starter-pack/09_Internal_Best_Practice_Library/FLK_09_Teaming_Agreement_Template.docx
+++ b/dashboard/public/starter-pack/09_Internal_Best_Practice_Library/FLK_09_Teaming_Agreement_Template.docx
@@ -15,7 +15,7 @@
         </w:tblBorders>
       </w:tblPr>
       <w:tblGrid>
-        <w:gridCol w:w="100"/>
+        <w:gridCol w:w="9360"/>
       </w:tblGrid>
       <w:tr>
         <w:trPr>
@@ -163,7 +163,7 @@
         </w:tblBorders>
       </w:tblPr>
       <w:tblGrid>
-        <w:gridCol w:w="100"/>
+        <w:gridCol w:w="9360"/>
       </w:tblGrid>
       <w:tr>
         <w:trPr>
@@ -706,8 +706,8 @@
         </w:tblBorders>
       </w:tblPr>
       <w:tblGrid>
-        <w:gridCol w:w="100"/>
-        <w:gridCol w:w="100"/>
+        <w:gridCol w:w="4680"/>
+        <w:gridCol w:w="4680"/>
       </w:tblGrid>
       <w:tr>
         <w:trPr>
@@ -988,8 +988,8 @@
         </w:tblBorders>
       </w:tblPr>
       <w:tblGrid>
-        <w:gridCol w:w="100"/>
-        <w:gridCol w:w="100"/>
+        <w:gridCol w:w="2400"/>
+        <w:gridCol w:w="6960"/>
       </w:tblGrid>
       <w:tr>
         <w:trPr>
@@ -1335,7 +1335,7 @@
         </w:tblBorders>
       </w:tblPr>
       <w:tblGrid>
-        <w:gridCol w:w="100"/>
+        <w:gridCol w:w="9360"/>
       </w:tblGrid>
       <w:tr>
         <w:trPr>
@@ -1482,8 +1482,8 @@
         </w:tblBorders>
       </w:tblPr>
       <w:tblGrid>
-        <w:gridCol w:w="100"/>
-        <w:gridCol w:w="100"/>
+        <w:gridCol w:w="4680"/>
+        <w:gridCol w:w="4680"/>
       </w:tblGrid>
       <w:tr>
         <w:trPr>
@@ -1812,7 +1812,7 @@
         </w:tblBorders>
       </w:tblPr>
       <w:tblGrid>
-        <w:gridCol w:w="100"/>
+        <w:gridCol w:w="9360"/>
       </w:tblGrid>
       <w:tr>
         <w:trPr>
@@ -1961,7 +1961,7 @@
         </w:tblBorders>
       </w:tblPr>
       <w:tblGrid>
-        <w:gridCol w:w="100"/>
+        <w:gridCol w:w="9360"/>
       </w:tblGrid>
       <w:tr>
         <w:trPr>
@@ -2240,7 +2240,7 @@
         </w:tblBorders>
       </w:tblPr>
       <w:tblGrid>
-        <w:gridCol w:w="100"/>
+        <w:gridCol w:w="9360"/>
       </w:tblGrid>
       <w:tr>
         <w:trPr>
@@ -2519,9 +2519,9 @@
         </w:tblBorders>
       </w:tblPr>
       <w:tblGrid>
-        <w:gridCol w:w="100"/>
-        <w:gridCol w:w="100"/>
-        <w:gridCol w:w="100"/>
+        <w:gridCol w:w="2200"/>
+        <w:gridCol w:w="3580"/>
+        <w:gridCol w:w="3580"/>
       </w:tblGrid>
       <w:tr>
         <w:trPr>
@@ -3087,8 +3087,8 @@
         </w:tblBorders>
       </w:tblPr>
       <w:tblGrid>
-        <w:gridCol w:w="100"/>
-        <w:gridCol w:w="100"/>
+        <w:gridCol w:w="4680"/>
+        <w:gridCol w:w="4680"/>
       </w:tblGrid>
       <w:tr>
         <w:trPr>
@@ -4034,9 +4034,9 @@
         </w:tblBorders>
       </w:tblPr>
       <w:tblGrid>
-        <w:gridCol w:w="100"/>
-        <w:gridCol w:w="100"/>
-        <w:gridCol w:w="100"/>
+        <w:gridCol w:w="2200"/>
+        <w:gridCol w:w="3380"/>
+        <w:gridCol w:w="3780"/>
       </w:tblGrid>
       <w:tr>
         <w:trPr>
